--- a/Assignments/Assignment01/Assignment01_Solution.docx
+++ b/Assignments/Assignment01/Assignment01_Solution.docx
@@ -2617,8 +2617,8 @@
         </w:rPr>
         <w:drawing>
           <wp:inline distT="0" distB="0" distL="114300" distR="114300">
-            <wp:extent cx="4427855" cy="8526780"/>
-            <wp:effectExtent l="0" t="0" r="4445" b="7620"/>
+            <wp:extent cx="5273675" cy="5941695"/>
+            <wp:effectExtent l="0" t="0" r="9525" b="1905"/>
             <wp:docPr id="10" name="Picture 10" descr="task4_portfolio_live"/>
             <wp:cNvGraphicFramePr>
               <a:graphicFrameLocks xmlns:a="http://schemas.openxmlformats.org/drawingml/2006/main" noChangeAspect="1"/>
@@ -2641,7 +2641,7 @@
                   <pic:spPr>
                     <a:xfrm>
                       <a:off x="0" y="0"/>
-                      <a:ext cx="4427855" cy="8526780"/>
+                      <a:ext cx="5273675" cy="5941695"/>
                     </a:xfrm>
                     <a:prstGeom prst="rect">
                       <a:avLst/>
@@ -2676,22 +2676,33 @@
           <w:sz w:val="22"/>
           <w:szCs w:val="22"/>
         </w:rPr>
-        <w:t>task4_portfolio_</w:t>
-      </w:r>
-      <w:r>
-        <w:rPr>
-          <w:rFonts w:hint="default" w:ascii="Times New Roman" w:hAnsi="Times New Roman" w:eastAsia="SimSun" w:cs="Times New Roman"/>
-          <w:b/>
-          <w:bCs/>
-          <w:color w:val="767171" w:themeColor="background2" w:themeShade="80"/>
-          <w:sz w:val="22"/>
-          <w:szCs w:val="22"/>
-          <w:lang w:val="en-US"/>
-        </w:rPr>
-        <w:t>live.png</w:t>
+        <w:t>task4_p</w:t>
       </w:r>
       <w:bookmarkStart w:id="0" w:name="_GoBack"/>
       <w:bookmarkEnd w:id="0"/>
+      <w:r>
+        <w:rPr>
+          <w:rFonts w:hint="default" w:ascii="Times New Roman" w:hAnsi="Times New Roman" w:eastAsia="SimSun" w:cs="Times New Roman"/>
+          <w:b/>
+          <w:bCs/>
+          <w:color w:val="767171" w:themeColor="background2" w:themeShade="80"/>
+          <w:sz w:val="22"/>
+          <w:szCs w:val="22"/>
+        </w:rPr>
+        <w:t>ortfolio_</w:t>
+      </w:r>
+      <w:r>
+        <w:rPr>
+          <w:rFonts w:hint="default" w:ascii="Times New Roman" w:hAnsi="Times New Roman" w:eastAsia="SimSun" w:cs="Times New Roman"/>
+          <w:b/>
+          <w:bCs/>
+          <w:color w:val="767171" w:themeColor="background2" w:themeShade="80"/>
+          <w:sz w:val="22"/>
+          <w:szCs w:val="22"/>
+          <w:lang w:val="en-US"/>
+        </w:rPr>
+        <w:t>live.png</w:t>
+      </w:r>
     </w:p>
     <w:sectPr>
       <w:pgSz w:w="11906" w:h="16838"/>
@@ -2785,7 +2796,7 @@
     <w:lsdException w:qFormat="1" w:unhideWhenUsed="0" w:uiPriority="0" w:semiHidden="0" w:name="Title"/>
     <w:lsdException w:unhideWhenUsed="0" w:uiPriority="0" w:semiHidden="0" w:name="Closing"/>
     <w:lsdException w:unhideWhenUsed="0" w:uiPriority="0" w:semiHidden="0" w:name="Signature"/>
-    <w:lsdException w:unhideWhenUsed="0" w:uiPriority="0" w:name="Default Paragraph Font"/>
+    <w:lsdException w:qFormat="1" w:unhideWhenUsed="0" w:uiPriority="0" w:name="Default Paragraph Font"/>
     <w:lsdException w:unhideWhenUsed="0" w:uiPriority="0" w:semiHidden="0" w:name="Body Text"/>
     <w:lsdException w:unhideWhenUsed="0" w:uiPriority="0" w:semiHidden="0" w:name="Body Text Indent"/>
     <w:lsdException w:unhideWhenUsed="0" w:uiPriority="0" w:semiHidden="0" w:name="List Continue"/>
@@ -2823,7 +2834,7 @@
     <w:lsdException w:unhideWhenUsed="0" w:uiPriority="0" w:semiHidden="0" w:name="HTML Sample"/>
     <w:lsdException w:unhideWhenUsed="0" w:uiPriority="0" w:semiHidden="0" w:name="HTML Typewriter"/>
     <w:lsdException w:unhideWhenUsed="0" w:uiPriority="0" w:semiHidden="0" w:name="HTML Variable"/>
-    <w:lsdException w:unhideWhenUsed="0" w:uiPriority="0" w:name="Normal Table"/>
+    <w:lsdException w:qFormat="1" w:unhideWhenUsed="0" w:uiPriority="0" w:name="Normal Table"/>
     <w:lsdException w:unhideWhenUsed="0" w:uiPriority="0" w:semiHidden="0" w:name="annotation subject"/>
     <w:lsdException w:unhideWhenUsed="0" w:uiPriority="0" w:semiHidden="0" w:name="Table Simple 1"/>
     <w:lsdException w:unhideWhenUsed="0" w:uiPriority="0" w:semiHidden="0" w:name="Table Simple 2"/>
@@ -3023,11 +3034,13 @@
   <w:style w:type="character" w:default="1" w:styleId="4">
     <w:name w:val="Default Paragraph Font"/>
     <w:semiHidden/>
+    <w:qFormat/>
     <w:uiPriority w:val="0"/>
   </w:style>
   <w:style w:type="table" w:default="1" w:styleId="5">
     <w:name w:val="Normal Table"/>
     <w:semiHidden/>
+    <w:qFormat/>
     <w:uiPriority w:val="0"/>
     <w:tblPr>
       <w:tblCellMar>

--- a/Assignments/Assignment01/Assignment01_Solution.docx
+++ b/Assignments/Assignment01/Assignment01_Solution.docx
@@ -628,8 +628,8 @@
         </w:rPr>
         <w:drawing>
           <wp:inline distT="0" distB="0" distL="114300" distR="114300">
-            <wp:extent cx="5609590" cy="1696720"/>
-            <wp:effectExtent l="0" t="0" r="3810" b="5080"/>
+            <wp:extent cx="5386705" cy="1827530"/>
+            <wp:effectExtent l="0" t="0" r="10795" b="1270"/>
             <wp:docPr id="3" name="Picture 3" descr="task1_gitea_running"/>
             <wp:cNvGraphicFramePr>
               <a:graphicFrameLocks xmlns:a="http://schemas.openxmlformats.org/drawingml/2006/main" noChangeAspect="1"/>
@@ -652,7 +652,7 @@
                   <pic:spPr>
                     <a:xfrm>
                       <a:off x="0" y="0"/>
-                      <a:ext cx="5609590" cy="1696720"/>
+                      <a:ext cx="5386705" cy="1827530"/>
                     </a:xfrm>
                     <a:prstGeom prst="rect">
                       <a:avLst/>
@@ -791,8 +791,8 @@
         </w:rPr>
         <w:drawing>
           <wp:inline distT="0" distB="0" distL="114300" distR="114300">
-            <wp:extent cx="5448935" cy="1812925"/>
-            <wp:effectExtent l="0" t="0" r="12065" b="3175"/>
+            <wp:extent cx="5563235" cy="2008505"/>
+            <wp:effectExtent l="0" t="0" r="12065" b="10795"/>
             <wp:docPr id="1" name="Picture 1" descr="task1_gitea_push"/>
             <wp:cNvGraphicFramePr>
               <a:graphicFrameLocks xmlns:a="http://schemas.openxmlformats.org/drawingml/2006/main" noChangeAspect="1"/>
@@ -815,7 +815,7 @@
                   <pic:spPr>
                     <a:xfrm>
                       <a:off x="0" y="0"/>
-                      <a:ext cx="5448935" cy="1812925"/>
+                      <a:ext cx="5563235" cy="2008505"/>
                     </a:xfrm>
                     <a:prstGeom prst="rect">
                       <a:avLst/>
@@ -1306,8 +1306,8 @@
         </w:rPr>
         <w:drawing>
           <wp:inline distT="0" distB="0" distL="114300" distR="114300">
-            <wp:extent cx="5431790" cy="1332865"/>
-            <wp:effectExtent l="0" t="0" r="3810" b="635"/>
+            <wp:extent cx="5697855" cy="1398270"/>
+            <wp:effectExtent l="0" t="0" r="4445" b="11430"/>
             <wp:docPr id="5" name="Picture 5" descr="task2_github_push"/>
             <wp:cNvGraphicFramePr>
               <a:graphicFrameLocks xmlns:a="http://schemas.openxmlformats.org/drawingml/2006/main" noChangeAspect="1"/>
@@ -1330,7 +1330,7 @@
                   <pic:spPr>
                     <a:xfrm>
                       <a:off x="0" y="0"/>
-                      <a:ext cx="5431790" cy="1332865"/>
+                      <a:ext cx="5697855" cy="1398270"/>
                     </a:xfrm>
                     <a:prstGeom prst="rect">
                       <a:avLst/>
@@ -2297,9 +2297,9 @@
         </w:rPr>
         <w:drawing>
           <wp:inline distT="0" distB="0" distL="114300" distR="114300">
-            <wp:extent cx="5271135" cy="2567305"/>
-            <wp:effectExtent l="0" t="0" r="12065" b="10795"/>
-            <wp:docPr id="12" name="Picture 12" descr="task4_pages_repository"/>
+            <wp:extent cx="5267325" cy="3058795"/>
+            <wp:effectExtent l="0" t="0" r="3175" b="1905"/>
+            <wp:docPr id="11" name="Picture 11" descr="task4_pages_repository"/>
             <wp:cNvGraphicFramePr>
               <a:graphicFrameLocks xmlns:a="http://schemas.openxmlformats.org/drawingml/2006/main" noChangeAspect="1"/>
             </wp:cNvGraphicFramePr>
@@ -2307,7 +2307,7 @@
               <a:graphicData uri="http://schemas.openxmlformats.org/drawingml/2006/picture">
                 <pic:pic xmlns:pic="http://schemas.openxmlformats.org/drawingml/2006/picture">
                   <pic:nvPicPr>
-                    <pic:cNvPr id="12" name="Picture 12" descr="task4_pages_repository"/>
+                    <pic:cNvPr id="11" name="Picture 11" descr="task4_pages_repository"/>
                     <pic:cNvPicPr>
                       <a:picLocks noChangeAspect="1"/>
                     </pic:cNvPicPr>
@@ -2321,7 +2321,7 @@
                   <pic:spPr>
                     <a:xfrm>
                       <a:off x="0" y="0"/>
-                      <a:ext cx="5271135" cy="2567305"/>
+                      <a:ext cx="5267325" cy="3058795"/>
                     </a:xfrm>
                     <a:prstGeom prst="rect">
                       <a:avLst/>
@@ -2617,8 +2617,8 @@
         </w:rPr>
         <w:drawing>
           <wp:inline distT="0" distB="0" distL="114300" distR="114300">
-            <wp:extent cx="5273675" cy="5941695"/>
-            <wp:effectExtent l="0" t="0" r="9525" b="1905"/>
+            <wp:extent cx="3859530" cy="8664575"/>
+            <wp:effectExtent l="0" t="0" r="1270" b="9525"/>
             <wp:docPr id="10" name="Picture 10" descr="task4_portfolio_live"/>
             <wp:cNvGraphicFramePr>
               <a:graphicFrameLocks xmlns:a="http://schemas.openxmlformats.org/drawingml/2006/main" noChangeAspect="1"/>
@@ -2641,7 +2641,7 @@
                   <pic:spPr>
                     <a:xfrm>
                       <a:off x="0" y="0"/>
-                      <a:ext cx="5273675" cy="5941695"/>
+                      <a:ext cx="3859530" cy="8664575"/>
                     </a:xfrm>
                     <a:prstGeom prst="rect">
                       <a:avLst/>
@@ -2656,57 +2656,47 @@
     </w:p>
     <w:p>
       <w:pPr>
-        <w:jc w:val="center"/>
-        <w:rPr>
-          <w:rFonts w:hint="default" w:ascii="Times New Roman" w:hAnsi="Times New Roman" w:eastAsia="SimSun" w:cs="Times New Roman"/>
-          <w:b/>
-          <w:bCs/>
-          <w:color w:val="767171" w:themeColor="background2" w:themeShade="80"/>
-          <w:sz w:val="22"/>
-          <w:szCs w:val="22"/>
-          <w:lang w:val="en-US"/>
-        </w:rPr>
-      </w:pPr>
-      <w:r>
-        <w:rPr>
-          <w:rFonts w:hint="default" w:ascii="Times New Roman" w:hAnsi="Times New Roman" w:eastAsia="SimSun" w:cs="Times New Roman"/>
-          <w:b/>
-          <w:bCs/>
-          <w:color w:val="767171" w:themeColor="background2" w:themeShade="80"/>
-          <w:sz w:val="22"/>
-          <w:szCs w:val="22"/>
-        </w:rPr>
-        <w:t>task4_p</w:t>
+        <w:spacing w:line="360" w:lineRule="auto"/>
+        <w:jc w:val="center"/>
+        <w:rPr>
+          <w:rFonts w:hint="default" w:ascii="Times New Roman" w:hAnsi="Times New Roman" w:eastAsia="SimSun" w:cs="Times New Roman"/>
+          <w:b/>
+          <w:bCs/>
+          <w:color w:val="767171" w:themeColor="background2" w:themeShade="80"/>
+          <w:sz w:val="22"/>
+          <w:szCs w:val="22"/>
+          <w:lang w:val="en-US"/>
+        </w:rPr>
+      </w:pPr>
+      <w:r>
+        <w:rPr>
+          <w:rFonts w:hint="default" w:ascii="Times New Roman" w:hAnsi="Times New Roman" w:eastAsia="SimSun" w:cs="Times New Roman"/>
+          <w:b/>
+          <w:bCs/>
+          <w:color w:val="767171" w:themeColor="background2" w:themeShade="80"/>
+          <w:sz w:val="22"/>
+          <w:szCs w:val="22"/>
+        </w:rPr>
+        <w:t>task4_portfolio_</w:t>
+      </w:r>
+      <w:r>
+        <w:rPr>
+          <w:rFonts w:hint="default" w:ascii="Times New Roman" w:hAnsi="Times New Roman" w:eastAsia="SimSun" w:cs="Times New Roman"/>
+          <w:b/>
+          <w:bCs/>
+          <w:color w:val="767171" w:themeColor="background2" w:themeShade="80"/>
+          <w:sz w:val="22"/>
+          <w:szCs w:val="22"/>
+          <w:lang w:val="en-US"/>
+        </w:rPr>
+        <w:t>live.png</w:t>
       </w:r>
       <w:bookmarkStart w:id="0" w:name="_GoBack"/>
       <w:bookmarkEnd w:id="0"/>
-      <w:r>
-        <w:rPr>
-          <w:rFonts w:hint="default" w:ascii="Times New Roman" w:hAnsi="Times New Roman" w:eastAsia="SimSun" w:cs="Times New Roman"/>
-          <w:b/>
-          <w:bCs/>
-          <w:color w:val="767171" w:themeColor="background2" w:themeShade="80"/>
-          <w:sz w:val="22"/>
-          <w:szCs w:val="22"/>
-        </w:rPr>
-        <w:t>ortfolio_</w:t>
-      </w:r>
-      <w:r>
-        <w:rPr>
-          <w:rFonts w:hint="default" w:ascii="Times New Roman" w:hAnsi="Times New Roman" w:eastAsia="SimSun" w:cs="Times New Roman"/>
-          <w:b/>
-          <w:bCs/>
-          <w:color w:val="767171" w:themeColor="background2" w:themeShade="80"/>
-          <w:sz w:val="22"/>
-          <w:szCs w:val="22"/>
-          <w:lang w:val="en-US"/>
-        </w:rPr>
-        <w:t>live.png</w:t>
-      </w:r>
     </w:p>
     <w:sectPr>
       <w:pgSz w:w="11906" w:h="16838"/>
-      <w:pgMar w:top="1440" w:right="1800" w:bottom="1440" w:left="1800" w:header="720" w:footer="720" w:gutter="0"/>
+      <w:pgMar w:top="1440" w:right="1800" w:bottom="1296" w:left="1800" w:header="720" w:footer="720" w:gutter="0"/>
       <w:pgBorders w:offsetFrom="page">
         <w:top w:val="thinThickSmallGap" w:color="auto" w:sz="24" w:space="24"/>
         <w:left w:val="thinThickSmallGap" w:color="auto" w:sz="24" w:space="24"/>
@@ -2823,7 +2813,7 @@
     <w:lsdException w:unhideWhenUsed="0" w:uiPriority="0" w:semiHidden="0" w:name="Document Map"/>
     <w:lsdException w:unhideWhenUsed="0" w:uiPriority="0" w:semiHidden="0" w:name="Plain Text"/>
     <w:lsdException w:unhideWhenUsed="0" w:uiPriority="0" w:semiHidden="0" w:name="E-mail Signature"/>
-    <w:lsdException w:unhideWhenUsed="0" w:uiPriority="0" w:semiHidden="0" w:name="Normal (Web)"/>
+    <w:lsdException w:qFormat="1" w:unhideWhenUsed="0" w:uiPriority="0" w:semiHidden="0" w:name="Normal (Web)"/>
     <w:lsdException w:unhideWhenUsed="0" w:uiPriority="0" w:semiHidden="0" w:name="HTML Acronym"/>
     <w:lsdException w:unhideWhenUsed="0" w:uiPriority="0" w:semiHidden="0" w:name="HTML Address"/>
     <w:lsdException w:unhideWhenUsed="0" w:uiPriority="0" w:semiHidden="0" w:name="HTML Cite"/>
@@ -3053,6 +3043,7 @@
   </w:style>
   <w:style w:type="paragraph" w:styleId="6">
     <w:name w:val="Normal (Web)"/>
+    <w:qFormat/>
     <w:uiPriority w:val="0"/>
     <w:pPr>
       <w:spacing w:before="0" w:beforeAutospacing="1" w:after="0" w:afterAutospacing="1"/>
